--- a/klagomål/A 37483-2026 FSC-klagomål.docx
+++ b/klagomål/A 37483-2026 FSC-klagomål.docx
@@ -178,7 +178,7 @@
       <w:r>
         <w:drawing>
           <wp:inline xmlns:a="http://schemas.openxmlformats.org/drawingml/2006/main" xmlns:pic="http://schemas.openxmlformats.org/drawingml/2006/picture">
-            <wp:extent cx="5486400" cy="5337821"/>
+            <wp:extent cx="5486400" cy="5023733"/>
             <wp:docPr id="1" name="Picture 1"/>
             <wp:cNvGraphicFramePr>
               <a:graphicFrameLocks noChangeAspect="1"/>
@@ -199,7 +199,7 @@
                   <pic:spPr>
                     <a:xfrm>
                       <a:off x="0" y="0"/>
-                      <a:ext cx="5486400" cy="5337821"/>
+                      <a:ext cx="5486400" cy="5023733"/>
                     </a:xfrm>
                     <a:prstGeom prst="rect"/>
                   </pic:spPr>
@@ -221,7 +221,7 @@
     </w:p>
     <w:p>
       <w:r>
-        <w:t>I och inom 3 meter från avverkningsanmälan finns fynd av 5 naturvårdsarter, varav 2 är rödlistade, 4 är fridlysta, 4 är typiska (T) och 1 är signalart (S): knärot (VU, T, §8), talltita (NT, §4), grönpyrola (S, T), blåsippa (T, §9) och spillkråka (T, §4). Se Figur 1.</w:t>
+        <w:t>I och inom 3 meter från avverkningsanmälan finns fynd av 11 naturvårdsarter, varav 2 är rödlistade, 8 är fridlysta, 8 är typiska (T) och 3 är signalarter (S): knärot (VU, T, §8), talltita (NT, §4), grön sköldmossa (S, T, §8), grönpyrola (S, T), mindre märgborre (S, T), blåsippa (T, §9), skriftlav (T), spillkråka (T, §4), stjärtmes (T, §4), vanlig groda (§6) och revlummer (§9). Se Figur 1.</w:t>
       </w:r>
     </w:p>
     <w:p>
@@ -296,7 +296,7 @@
     </w:p>
     <w:p>
       <w:r>
-        <w:t>I det avverkningsanmälda området finns 5 fyndplatser för knärot registrerade på Artportalen. Figur 2 visar gränserna för buffertzoner på 50 m, som behöver lämnas kring fyndplatserna för att knärotslokalerna inte ska försvinna vid en avverkning. Av det avverkningsanmälda området överlappar 1.47 ha med buffertzonerna och får av detta skäl inte avverkas.</w:t>
+        <w:t>I det avverkningsanmälda området finns 13 fyndplatser för knärot registrerade på Artportalen. Figur 2 visar gränserna för buffertzoner på 50 m, som behöver lämnas kring fyndplatserna för att knärotslokalerna inte ska försvinna vid en avverkning. Av det avverkningsanmälda området överlappar 3.07 ha med buffertzonerna och får av detta skäl inte avverkas.</w:t>
       </w:r>
     </w:p>
     <w:p>
@@ -363,6 +363,35 @@
         <w:rPr>
           <w:b/>
         </w:rPr>
+        <w:t>Grön sköldmossa (§8)</w:t>
+      </w:r>
+      <w:r>
+        <w:t xml:space="preserve"> är typisk art för </w:t>
+      </w:r>
+      <w:r>
+        <w:rPr>
+          <w:i/>
+        </w:rPr>
+        <w:t xml:space="preserve">9010 Taiga </w:t>
+      </w:r>
+      <w:r>
+        <w:t>och</w:t>
+      </w:r>
+      <w:r>
+        <w:rPr>
+          <w:i/>
+        </w:rPr>
+        <w:t xml:space="preserve"> 9750 Svämlövskog</w:t>
+      </w:r>
+      <w:r>
+        <w:t xml:space="preserve"> och omfattas av EU:s art- och habitatdirektiv bilaga 2 vilket innebär att det finns ett uttalat intresse inom Europeiska unionen att bevara arten. Grön sköldmossa kräver skog som har ett speciellt mikroklimat med hög och jämn luftfuktighet i kombination med rik tillgång på död ved (Nitare &amp; Skogsstyrelsen, 2019; SLU Artdatabanken, 2025). I praktiken handlar det om åtminstone 50 meter med skyddande skog för att undvika uttorkning av marken (Hallingbäck, personligt meddelande 2022-02-24). Grön sköldmossa är en ansvarsart för Sverige då en särskilt stor andel av Europas population finns i landet. Mark- och miljööverdomstolen (MÖD) har i mål nr M 2019-20 (18 februari 2019) slagit fast att grön sköldmossa (§8) är dispenspliktig och att exemplar av arten inte får skadas utan dispens (MÖD, mål nr M 2019-20).</w:t>
+      </w:r>
+    </w:p>
+    <w:p>
+      <w:r>
+        <w:rPr>
+          <w:b/>
+        </w:rPr>
         <w:t xml:space="preserve">Grönpyrola </w:t>
       </w:r>
       <w:r>
@@ -392,6 +421,35 @@
         <w:rPr>
           <w:b/>
         </w:rPr>
+        <w:t>Mindre märgborre</w:t>
+      </w:r>
+      <w:r>
+        <w:t xml:space="preserve"> är en signalart för tallskog med höga naturvärden och betraktas tillsammans med skarptandad barkborre som nyckelarter för ett antal sällsynta åtgärdsprogramsarter som är beroende av deras gångsystem. Bland dessa kan nämnas avlång barkborre (VU), </w:t>
+      </w:r>
+      <w:r>
+        <w:rPr>
+          <w:i/>
+        </w:rPr>
+        <w:t>Corticeus longulus</w:t>
+      </w:r>
+      <w:r>
+        <w:t xml:space="preserve"> (VU), tallgångbagge (VU), cholodkovskys bastborre (NT) och tallbarksvartbagge (NT). Den mindre märgborrens måsvingeliknande gnaggångar är lätta att känna igen och hittas ofta på grova tallgrenar på marken. Rika förekomster av främst mindre märgborre men även skarptandad barkborre är en signal för artrikedom och inventeringar har visat att det är i skogar med en naturlig självgallring som det skapas förutsättningar för dessa arter samt de efterföljande åtgärdsprogramsarterna. Tallskogar med stark förekomst av mindre märgborre och skarptandad barkborre bör avsättas som reservat. Generellt bör hänsyn tas vid slutavverkning av talldominerad skog så att avverkningsrester som gren- och toppdelar lämnas. Mindre märgborre är typisk art för </w:t>
+      </w:r>
+      <w:r>
+        <w:rPr>
+          <w:i/>
+        </w:rPr>
+        <w:t>9060 Åsbarrskog</w:t>
+      </w:r>
+      <w:r>
+        <w:t xml:space="preserve"> (SLU Artdatabanken, 2026; Pettersson, 2014; Hedgren, 2012; Gunnarsson m fl., 1999).</w:t>
+      </w:r>
+    </w:p>
+    <w:p>
+      <w:r>
+        <w:rPr>
+          <w:b/>
+        </w:rPr>
         <w:t>Blåsippa (§9)</w:t>
       </w:r>
       <w:r>
@@ -421,6 +479,26 @@
         <w:rPr>
           <w:b/>
         </w:rPr>
+        <w:t>Skriftlav</w:t>
+      </w:r>
+      <w:r>
+        <w:t xml:space="preserve"> är typisk art för </w:t>
+      </w:r>
+      <w:r>
+        <w:rPr>
+          <w:i/>
+        </w:rPr>
+        <w:t xml:space="preserve">9190 Näringsfattig ekskog </w:t>
+      </w:r>
+      <w:r>
+        <w:t>(SLU Artdatabanken, 2025).</w:t>
+      </w:r>
+    </w:p>
+    <w:p>
+      <w:r>
+        <w:rPr>
+          <w:b/>
+        </w:rPr>
         <w:t>Spillkråka (§4)</w:t>
       </w:r>
       <w:r>
@@ -443,6 +521,35 @@
       </w:r>
       <w:r>
         <w:t>. Den behöver grova träd, främst tall, asp och bok som boträd. Skogsbruk med korta omloppstider och täta, homogena ungskogar utgör det största hotet. Spillkråka är en nyckelart i skogliga miljöer vars övergivna bohål utnyttjas av flera andra hålhäckande fågelarter och fladdermöss, däribland pärluggla (EN, §4), knipa (§4), salskrake (§4) och skogsduva (§4). Hökuggla (VU, §4) och slaguggla (§4) häckar ofta i högstubbar som brutits av i höjd med ett gammalt spillkråkebo (SLU Artdatabanken, 2026; Skogsstyrelsen, 2016).</w:t>
+      </w:r>
+    </w:p>
+    <w:p>
+      <w:r>
+        <w:rPr>
+          <w:b/>
+        </w:rPr>
+        <w:t>Stjärtmes (§4)</w:t>
+      </w:r>
+      <w:r>
+        <w:t xml:space="preserve"> häckar i löv- och blandskog. Studier har visat att den behöver ca 15 % medelålders till äldre lövrika bestånd (&gt;50 % löv), om avståndet mellan bestånden är 500 m. Stjärtmes är fridlyst enligt 4§ artskyddsförordningen och typisk art för </w:t>
+      </w:r>
+      <w:r>
+        <w:rPr>
+          <w:i/>
+        </w:rPr>
+        <w:t>9010 Taiga, 9030 Landhöjningsskog, 9080 Lövsumpskog</w:t>
+      </w:r>
+      <w:r>
+        <w:t xml:space="preserve"> och</w:t>
+      </w:r>
+      <w:r>
+        <w:rPr>
+          <w:i/>
+        </w:rPr>
+        <w:t xml:space="preserve"> 9750 Svämlövskog </w:t>
+      </w:r>
+      <w:r>
+        <w:t>(Jansson, 1999; Skogsstyrelsen, 2014; SLU Artdatabanken, 2025).</w:t>
       </w:r>
     </w:p>
     <w:p>
@@ -551,7 +658,7 @@
         <w:rPr>
           <w:i/>
         </w:rPr>
-        <w:t>I det avverkningsanmälda skogsområdet har 5 naturvårdsarter varav 2 rödlistade arter sina livsmiljöer och växtplatser.</w:t>
+        <w:t>I det avverkningsanmälda skogsområdet har 11 naturvårdsarter varav 2 rödlistade arter sina livsmiljöer och växtplatser.</w:t>
       </w:r>
     </w:p>
     <w:p>
@@ -748,7 +855,9 @@
         <w:pStyle w:val="Title"/>
       </w:pPr>
       <w:r>
-        <w:t>BILAGA 1 – Fridlysta arter</w:t>
+        <w:t>BILAGA 1 –</w:t>
+        <w:br/>
+        <w:t>Fridlysta och rödlistade arter</w:t>
       </w:r>
     </w:p>
     <w:p>
@@ -1103,6 +1212,389 @@
       </w:r>
       <w:r>
         <w:t>SLU Artdatabanken, Uppsala</w:t>
+      </w:r>
+    </w:p>
+    <w:p>
+      <w:pPr>
+        <w:pStyle w:val="Heading1"/>
+      </w:pPr>
+      <w:r>
+        <w:t>Grön sköldmossa – ekologi samt krav på livsmiljön</w:t>
+      </w:r>
+    </w:p>
+    <w:p>
+      <w:r>
+        <w:t>Grön sköldmossa (§8) växer på stubbar och lågor av olika trädslag, huvudsakligen i sena nedbrytningsstadier. Den förekommer främst i näringsrika granskogar med stort inslag av löv, arten är kortlivad och antalet kapslar varierar kraftigt mellan olika år. Grön sköldmossa kräver skog som har ett speciellt mikroklimat med hög och jämn luftfuktighet i kombination med rik tillgång på död ved (SLU Artdatabanken, 2021; Nitare &amp; Skogsstyrelsen, 2019).</w:t>
+      </w:r>
+    </w:p>
+    <w:p>
+      <w:r>
+        <w:t>Arten har sin huvudutbredning i sydöstra Sverige. Allvarligaste hoten är skogsavverkning och brist på död ved. Brist på naturligt döda träd i dagens produktionsskogar gör att arten blir allt sällsyntare (Hallingbäck, 2016). Död ved i större mängd bör lämnas och träd tillåtas åldras och dö för att skapa kontinuerlig tillgång på livsmiljöer. Träd och livsmiljö bör skyddas genom att lämna trädgrupper, ytor eller zoner (SLU Artdatabanken, 2021). I praktiken handlar det om åtminstone 50 meter med skyddande skog för att undvika uttorkning av marken (Hallingbäck, personligt meddelande 2022-02-24).</w:t>
+      </w:r>
+    </w:p>
+    <w:p>
+      <w:r>
+        <w:t xml:space="preserve">Grön sköldmossa är typisk art för </w:t>
+      </w:r>
+      <w:r>
+        <w:rPr>
+          <w:i/>
+        </w:rPr>
+        <w:t xml:space="preserve">9010 Taiga </w:t>
+      </w:r>
+      <w:r>
+        <w:t>och</w:t>
+      </w:r>
+      <w:r>
+        <w:rPr>
+          <w:i/>
+        </w:rPr>
+        <w:t xml:space="preserve"> 9750 Svämlövskog</w:t>
+      </w:r>
+      <w:r>
+        <w:t>, fridlyst enligt 8§ artskyddsförordningen och upptagen i EU:s Habitatdirektiv bilaga 2 vilket innebär att det finns ett uttalat intresse inom Europeiska unionen att bevara arten. Grön sköldmossa är en ansvarsart för Sverige då en särskilt stor andel av Europas population finns i landet. Förutom i östra Sverige har arten inga större sammanhängande utbredningar med gynnsam bevarandestatus söderut i Europa förrän i Montenegro. Det finns enbart liten förekomst med gynnsam regional bevarandestatus i södra Frankrike och södra Polen. Fridlysningen enligt §§ 8 och 15 Artskyddsförordningen innebär att det är förbjudet att på något sätt skada exemplar av arten, se artskyddsförordningen (2007:845):</w:t>
+      </w:r>
+    </w:p>
+    <w:p>
+      <w:pPr>
+        <w:pStyle w:val="ListBullet"/>
+      </w:pPr>
+      <w:r>
+        <w:t>8 § I fråga om sådana vilt levande kärlväxter, mossor, lavar, svampar och alger som anges i bilaga 2 till denna förordning är det förbjudet att i den omfattning som framgår av bilagan 1. plocka, gräva upp eller på annat sätt ta bort eller skada exemplar av växterna, och 2. ta bort eller skada frön eller andra delar.</w:t>
+      </w:r>
+    </w:p>
+    <w:p>
+      <w:pPr>
+        <w:pStyle w:val="ListBullet"/>
+      </w:pPr>
+      <w:r>
+        <w:t>15 § Länsstyrelsen får i det enskilda fallet ge dispens från förbuden i 6, 8 och 9 §§ som avser länet eller del av länet, om det inte finns någon annan lämplig lösning och dispensen inte försvårar upprätthållandet av en gynnsam bevarandestatus hos artens bestånd i dess naturliga utbredningsområde.</w:t>
+      </w:r>
+    </w:p>
+    <w:p>
+      <w:r>
+        <w:t>Grön sköldmossa är även listad som B i Artskyddsförordningen vilket innebär att den är en art av unionsintresse:</w:t>
+      </w:r>
+    </w:p>
+    <w:p>
+      <w:pPr>
+        <w:pStyle w:val="ListBullet"/>
+      </w:pPr>
+      <w:r>
+        <w:t>B: Arten har enligt fågeldirektivet eller art- och habitatdirektivet ett sådant unionsintresse att särskilda skyddsområden (fågeldirektivet) eller bevarandeområden (art- och habitatdirektivet) behöver utses. Arten finns upptagen i bilaga 2 till art- och habitatdirektivet.</w:t>
+      </w:r>
+    </w:p>
+    <w:p>
+      <w:r>
+        <w:t>Mark- och miljööverdomstolen (MÖD) har i mål nr M 2019-20 (18 februari 2019) slagit fast att grön sköldmossa (§8) är dispenspliktig och att exemplar av arten inte får skadas utan dispens (MÖD, mål nr M 2019-20).</w:t>
+      </w:r>
+    </w:p>
+    <w:p>
+      <w:r>
+        <w:t>Hallingbäck, personligt meddelande 2022-02-24</w:t>
+      </w:r>
+    </w:p>
+    <w:p>
+      <w:pPr>
+        <w:jc w:val="left"/>
+      </w:pPr>
+      <w:r>
+        <w:t>Från: Tomas Hallingbäck &lt;Tomas.Hallingback@slu.se&gt;</w:t>
+        <w:br/>
+        <w:t>Date: tors 24 feb. 2022 kl 17:49</w:t>
+        <w:br/>
+        <w:t>Subject: Re: Grön sköldmossa</w:t>
+        <w:br/>
+        <w:t>To: Magnus Kasselstrand &lt;magnus.kasselstrand@gmail.com&gt;</w:t>
+      </w:r>
+    </w:p>
+    <w:p>
+      <w:r>
+        <w:t>Hej Magnus,</w:t>
+      </w:r>
+    </w:p>
+    <w:p>
+      <w:r>
+        <w:t>Tyvärr finns inga studier på just detta, men uttorkning av underlaget är en starkt negativ faktor för grön sköldmossa, och jag brukar hänvisa till lokalklimatiska studier som visar att skyddskappan för att förhindra uttorkning av marken ligger på minst tre trädlängder skog (för plan mark), kortare för kuperad terräng, och detta blir i praktiken åtminstone 50 meter.</w:t>
+      </w:r>
+    </w:p>
+    <w:p>
+      <w:r>
+        <w:t>MVH</w:t>
+        <w:br/>
+        <w:t>Tomas Hallingbäck</w:t>
+      </w:r>
+    </w:p>
+    <w:p>
+      <w:pPr>
+        <w:pStyle w:val="Heading2"/>
+      </w:pPr>
+      <w:r>
+        <w:t>Referenser – grön sköldmossa</w:t>
+      </w:r>
+    </w:p>
+    <w:p>
+      <w:r>
+        <w:t xml:space="preserve">Hallingbäck T., 2016. </w:t>
+      </w:r>
+      <w:r>
+        <w:rPr>
+          <w:i/>
+        </w:rPr>
+        <w:t xml:space="preserve">Mossor en fältguide. </w:t>
+      </w:r>
+      <w:r>
+        <w:t>Naturcentrum.</w:t>
+      </w:r>
+    </w:p>
+    <w:p>
+      <w:r>
+        <w:t xml:space="preserve">Hallingbäck T., 2022. </w:t>
+      </w:r>
+      <w:r>
+        <w:rPr>
+          <w:i/>
+        </w:rPr>
+        <w:t xml:space="preserve">Personligt meddelande 2022-02-24. </w:t>
+      </w:r>
+      <w:r>
+        <w:t>SLU Artdatabanken.</w:t>
+      </w:r>
+    </w:p>
+    <w:p>
+      <w:r>
+        <w:t xml:space="preserve">Mark- och miljööverdomstolen. </w:t>
+      </w:r>
+      <w:r>
+        <w:rPr>
+          <w:i/>
+        </w:rPr>
+        <w:t xml:space="preserve">Dom 18 februari 2019 i mål nr M 2019-20 </w:t>
+      </w:r>
+      <w:r>
+        <w:t>(MÖD, mål nr M 2019-20)</w:t>
+      </w:r>
+    </w:p>
+    <w:p>
+      <w:r>
+        <w:t xml:space="preserve">Nitare, J., 2019. </w:t>
+      </w:r>
+      <w:r>
+        <w:rPr>
+          <w:i/>
+        </w:rPr>
+        <w:t xml:space="preserve">Skyddsvärd skog – Naturvårdsarter och andra kriterier för naturvärdesbedömning. </w:t>
+      </w:r>
+      <w:r>
+        <w:t>Skogsstyrelsen.</w:t>
+      </w:r>
+    </w:p>
+    <w:p>
+      <w:r>
+        <w:t xml:space="preserve">SLU Artdatabanken, 2021. </w:t>
+      </w:r>
+      <w:r>
+        <w:rPr>
+          <w:i/>
+        </w:rPr>
+        <w:t xml:space="preserve">Artfaktablad. Naturvård – artfakta. </w:t>
+      </w:r>
+      <w:r>
+        <w:t>SLU Artdatabanken, Uppsala</w:t>
+      </w:r>
+    </w:p>
+    <w:p>
+      <w:pPr>
+        <w:pStyle w:val="Heading1"/>
+      </w:pPr>
+      <w:r>
+        <w:t>Mindre märgborre – ekologi samt krav på livsmiljön</w:t>
+      </w:r>
+    </w:p>
+    <w:p>
+      <w:r>
+        <w:t xml:space="preserve">Mindre märgborre är en signalart för tallskog med höga naturvärden och kan lätt konstateras genom sina karaktäristiska måsvingeliknande gnagspår som ofta hittas på grova tallgrenar på marken. Mindre märgborre betraktas tillsammans med skarptandad barkborre som nyckelarter, eftersom en rad sällsynta efterföljande arter är beroende av deras gångsystem. Bland dessa kan nämnas åtgärdsprogramsarterna avlång barkborre (VU), </w:t>
+      </w:r>
+      <w:r>
+        <w:rPr>
+          <w:i/>
+        </w:rPr>
+        <w:t>Corticeus longulus</w:t>
+      </w:r>
+      <w:r>
+        <w:t xml:space="preserve"> (VU), tallgångbagge (VU), cholodkovskys bastborre (NT) och tallbarksvartbagge (NT) (Pettersson, 2014; Gunnarsson m fl., 1999).</w:t>
+      </w:r>
+    </w:p>
+    <w:p>
+      <w:r>
+        <w:t>Tallskogar tillhör de livsmiljöer som förändrats i stor skala, där många kvadratmil har omvandlats till unga produktionsskogar. I sådana skogar saknas förutsättningar för de ovannämnda sällsynta barkborrarna och alltmer kunskap tyder på att skogsbrukets omvandling av skogslandskapet, missgynnar åtgärdsprogrammets arter även inne i skyddade områden (Hedgren, 2012; Hedgren m.fl., 2010; Wikars m.fl., 2010; Wikars, 2009). Orsaken är sannolikt att dagens intensiva skogsbruk trivialiserar faunan på nydöda träd. Detta sker genom att generalister förökas upp i sådan grad i den brukade skogen att dessa även kommer att dominera i de för hållandevis små och fragmenterade områden som avsätts för naturvård (Appelqvist, 2005; Janzen, 1983; Ås, 1999).</w:t>
+      </w:r>
+    </w:p>
+    <w:p>
+      <w:r>
+        <w:t>Ett tydligt exempel på en generalist som gynnas av dagens skogsbruk är större märgborre på nydöd tall. Denna utvecklas förutom i vindfällen gärna i avverkningsavfall, inklusive avverkningsstubbar och röjningsstammar. Därmed har den större märgborren möjlighet att upprätthålla stora och stabila populationer på huvuddelen av landets skogsmark, vilket leder till en trivialisering av faunan. Större märgborre inverkar sannolikt direkt negativt på arter som tolvtandad barkborre (EN) och avlång barkborre (VU), och indirekt på de som är gynnade av blånadssvampar, dvs. följearter till framförallt mindre märgborre och skarptandad barkborre. De barkborrar som missgynnas av större märgborre är i mycket högre grad gynnade av tallar som dör genom självgallring, dvs. i normalfallet skog som inte används till skogsproduktion (Pettersson, 2014; Wikars, skriftl.).</w:t>
+      </w:r>
+    </w:p>
+    <w:p>
+      <w:r>
+        <w:t xml:space="preserve">Rika förekomster av främst mindre märgborre men även skarptandad barkborre är en signal för artrikedom och inventeringar har visat att det är i skogar med en naturlig självgallring som det skapas förutsättningar för dessa arter samt de efterföljande åtgärdsprogramsarterna (Pettersson, 2014; Hedgren, 2012). Tallskogar med stark förekomst av mindre märgborre och skarptandad barkborre bör avsättas som reservat. Generellt bör hänsyn tas vid slutavverkning av talldominerad skog så att avverkningsrester som gren- och toppdelar (s.k. GROT) lämnas. Mindre märgborre är typisk art för </w:t>
+      </w:r>
+      <w:r>
+        <w:rPr>
+          <w:i/>
+        </w:rPr>
+        <w:t>9060 Åsbarrskog</w:t>
+      </w:r>
+      <w:r>
+        <w:t xml:space="preserve"> (Pettersson, 2014; SLU Artdatabanken, 2026).</w:t>
+      </w:r>
+    </w:p>
+    <w:p>
+      <w:pPr>
+        <w:pStyle w:val="Heading2"/>
+      </w:pPr>
+      <w:r>
+        <w:t>Referenser – mindre märgborre</w:t>
+      </w:r>
+    </w:p>
+    <w:p>
+      <w:r>
+        <w:t xml:space="preserve">Appelqvist, T., 2005. </w:t>
+      </w:r>
+      <w:r>
+        <w:rPr>
+          <w:i/>
+        </w:rPr>
+        <w:t>Naturvårdsbiologisk forskning. Underlag för områdesskydd i landskapet.</w:t>
+      </w:r>
+      <w:r>
+        <w:t xml:space="preserve"> Naturvårdsverket, Rapport 5452.</w:t>
+      </w:r>
+    </w:p>
+    <w:p>
+      <w:r>
+        <w:t xml:space="preserve">Gunnarsson, B., Pettersson, R. B., Hake, M. och Hultengren, S. &amp; Sjöberg, K., 1999. </w:t>
+      </w:r>
+      <w:r>
+        <w:rPr>
+          <w:i/>
+        </w:rPr>
+        <w:t xml:space="preserve">Spindlar och skalbaggar som indikatorer i barrskog. </w:t>
+      </w:r>
+      <w:r>
+        <w:t>Skog &amp; Forskning, Nr. 2/99, s. 46–51.</w:t>
+      </w:r>
+    </w:p>
+    <w:p>
+      <w:r>
+        <w:t xml:space="preserve">Hedgren, O., 2012. </w:t>
+      </w:r>
+      <w:r>
+        <w:rPr>
+          <w:i/>
+        </w:rPr>
+        <w:t>Hotade insekter på tallved i Dalarna.</w:t>
+      </w:r>
+      <w:r>
+        <w:t xml:space="preserve"> Länsstyrelsen Dalarna, Naturvårdsenheten. Rapport 2012:16.</w:t>
+      </w:r>
+    </w:p>
+    <w:p>
+      <w:r>
+        <w:t xml:space="preserve">Hedgren, O. 2010. </w:t>
+      </w:r>
+      <w:r>
+        <w:rPr>
+          <w:i/>
+        </w:rPr>
+        <w:t>Vedinsekter i tallskog och på brandfält i Värmland.</w:t>
+      </w:r>
+      <w:r>
+        <w:t xml:space="preserve"> Länsstyrelsen Värmland, Stencil, 39 s.</w:t>
+      </w:r>
+    </w:p>
+    <w:p>
+      <w:r>
+        <w:t xml:space="preserve">Janzen, D. H., 1983. </w:t>
+      </w:r>
+      <w:r>
+        <w:rPr>
+          <w:i/>
+        </w:rPr>
+        <w:t>No park is an island: Increase in interference from outside as park size decreases</w:t>
+      </w:r>
+      <w:r>
+        <w:t>. Oikos 41: 402–410.</w:t>
+      </w:r>
+    </w:p>
+    <w:p>
+      <w:r>
+        <w:t xml:space="preserve">Jonsell, M., Weslien, J. &amp; Ehn ström, B., 1998. </w:t>
+      </w:r>
+      <w:r>
+        <w:rPr>
+          <w:i/>
+        </w:rPr>
+        <w:t>Substrate requirements of red-listed saproxylic invertebrates in Sweden</w:t>
+      </w:r>
+      <w:r>
+        <w:t>. Biodiversity and Conserv. 7: 749–764.</w:t>
+      </w:r>
+    </w:p>
+    <w:p>
+      <w:r>
+        <w:t xml:space="preserve">Pettersson, R. B., 2014). </w:t>
+      </w:r>
+      <w:r>
+        <w:rPr>
+          <w:i/>
+        </w:rPr>
+        <w:t>Åtgärdsprogram för skalbaggar på nyligen död tall, 2014–2018.</w:t>
+      </w:r>
+      <w:r>
+        <w:t xml:space="preserve"> Rapport 6599. Bromma: Naturvårdsverket.</w:t>
+      </w:r>
+    </w:p>
+    <w:p>
+      <w:r>
+        <w:t xml:space="preserve">SLU Artdatabanken, 2026. </w:t>
+      </w:r>
+      <w:r>
+        <w:rPr>
+          <w:i/>
+        </w:rPr>
+        <w:t xml:space="preserve">Artfaktablad. Naturvård – artfakta. </w:t>
+      </w:r>
+      <w:r>
+        <w:t>SLU Artdatabanken, Uppsala.</w:t>
+      </w:r>
+    </w:p>
+    <w:p>
+      <w:r>
+        <w:t xml:space="preserve">Wikars, L.-O., Hansson, J. &amp; Hedgren, O., 2010. </w:t>
+      </w:r>
+      <w:r>
+        <w:rPr>
+          <w:i/>
+        </w:rPr>
+        <w:t>Inventering av vedlevande skalbaggar – tallskogar i Örebro län.</w:t>
+      </w:r>
+      <w:r>
+        <w:t xml:space="preserve"> Länsstyrelsen i Örebro län, publ.nr. 2010:2.</w:t>
+      </w:r>
+    </w:p>
+    <w:p>
+      <w:r>
+        <w:t xml:space="preserve">Wikars, L.-O., 2009. </w:t>
+      </w:r>
+      <w:r>
+        <w:rPr>
+          <w:i/>
+        </w:rPr>
+        <w:t>Vedskalbaggar i Hamra nationalpark, Gävleborgs län.</w:t>
+      </w:r>
+      <w:r>
+        <w:t xml:space="preserve"> Länsstyrelsen Gävleborg, Rapport 2009:14.</w:t>
       </w:r>
     </w:p>
     <w:p>
@@ -1305,7 +1797,7 @@
     <w:r>
       <w:tab/>
       <w:tab/>
-      <w:t>2026-09-16</w:t>
+      <w:t>2026-09-17</w:t>
       <w:br/>
       <w:br/>
     </w:r>

--- a/klagomål/A 37483-2026 FSC-klagomål.docx
+++ b/klagomål/A 37483-2026 FSC-klagomål.docx
@@ -1797,7 +1797,7 @@
     <w:r>
       <w:tab/>
       <w:tab/>
-      <w:t>2026-09-17</w:t>
+      <w:t>2026-09-18</w:t>
       <w:br/>
       <w:br/>
     </w:r>

--- a/klagomål/A 37483-2026 FSC-klagomål.docx
+++ b/klagomål/A 37483-2026 FSC-klagomål.docx
@@ -1797,7 +1797,7 @@
     <w:r>
       <w:tab/>
       <w:tab/>
-      <w:t>2026-09-18</w:t>
+      <w:t>2026-09-19</w:t>
       <w:br/>
       <w:br/>
     </w:r>

--- a/klagomål/A 37483-2026 FSC-klagomål.docx
+++ b/klagomål/A 37483-2026 FSC-klagomål.docx
@@ -1797,7 +1797,7 @@
     <w:r>
       <w:tab/>
       <w:tab/>
-      <w:t>2026-09-19</w:t>
+      <w:t>2026-09-21</w:t>
       <w:br/>
       <w:br/>
     </w:r>

--- a/klagomål/A 37483-2026 FSC-klagomål.docx
+++ b/klagomål/A 37483-2026 FSC-klagomål.docx
@@ -1797,7 +1797,7 @@
     <w:r>
       <w:tab/>
       <w:tab/>
-      <w:t>2026-09-21</w:t>
+      <w:t>2026-09-23</w:t>
       <w:br/>
       <w:br/>
     </w:r>

--- a/klagomål/A 37483-2026 FSC-klagomål.docx
+++ b/klagomål/A 37483-2026 FSC-klagomål.docx
@@ -1797,7 +1797,7 @@
     <w:r>
       <w:tab/>
       <w:tab/>
-      <w:t>2026-09-23</w:t>
+      <w:t>2026-09-24</w:t>
       <w:br/>
       <w:br/>
     </w:r>

--- a/klagomål/A 37483-2026 FSC-klagomål.docx
+++ b/klagomål/A 37483-2026 FSC-klagomål.docx
@@ -1797,7 +1797,7 @@
     <w:r>
       <w:tab/>
       <w:tab/>
-      <w:t>2026-09-24</w:t>
+      <w:t>2026-09-25</w:t>
       <w:br/>
       <w:br/>
     </w:r>

--- a/klagomål/A 37483-2026 FSC-klagomål.docx
+++ b/klagomål/A 37483-2026 FSC-klagomål.docx
@@ -1797,7 +1797,7 @@
     <w:r>
       <w:tab/>
       <w:tab/>
-      <w:t>2026-09-25</w:t>
+      <w:t>2026-09-26</w:t>
       <w:br/>
       <w:br/>
     </w:r>

--- a/klagomål/A 37483-2026 FSC-klagomål.docx
+++ b/klagomål/A 37483-2026 FSC-klagomål.docx
@@ -1797,7 +1797,7 @@
     <w:r>
       <w:tab/>
       <w:tab/>
-      <w:t>2026-09-26</w:t>
+      <w:t>2026-09-27</w:t>
       <w:br/>
       <w:br/>
     </w:r>

--- a/klagomål/A 37483-2026 FSC-klagomål.docx
+++ b/klagomål/A 37483-2026 FSC-klagomål.docx
@@ -1797,7 +1797,7 @@
     <w:r>
       <w:tab/>
       <w:tab/>
-      <w:t>2026-09-27</w:t>
+      <w:t>2026-09-28</w:t>
       <w:br/>
       <w:br/>
     </w:r>

--- a/klagomål/A 37483-2026 FSC-klagomål.docx
+++ b/klagomål/A 37483-2026 FSC-klagomål.docx
@@ -1797,7 +1797,7 @@
     <w:r>
       <w:tab/>
       <w:tab/>
-      <w:t>2026-09-28</w:t>
+      <w:t>2026-09-29</w:t>
       <w:br/>
       <w:br/>
     </w:r>

--- a/klagomål/A 37483-2026 FSC-klagomål.docx
+++ b/klagomål/A 37483-2026 FSC-klagomål.docx
@@ -1797,7 +1797,7 @@
     <w:r>
       <w:tab/>
       <w:tab/>
-      <w:t>2026-09-29</w:t>
+      <w:t>2026-09-30</w:t>
       <w:br/>
       <w:br/>
     </w:r>

--- a/klagomål/A 37483-2026 FSC-klagomål.docx
+++ b/klagomål/A 37483-2026 FSC-klagomål.docx
@@ -1797,7 +1797,7 @@
     <w:r>
       <w:tab/>
       <w:tab/>
-      <w:t>2026-09-30</w:t>
+      <w:t>2026-10-01</w:t>
       <w:br/>
       <w:br/>
     </w:r>

--- a/klagomål/A 37483-2026 FSC-klagomål.docx
+++ b/klagomål/A 37483-2026 FSC-klagomål.docx
@@ -221,7 +221,7 @@
     </w:p>
     <w:p>
       <w:r>
-        <w:t>I och inom 3 meter från avverkningsanmälan finns fynd av 11 naturvårdsarter, varav 2 är rödlistade, 8 är fridlysta, 8 är typiska (T) och 3 är signalarter (S): knärot (VU, T, §8), talltita (NT, §4), grön sköldmossa (S, T, §8), grönpyrola (S, T), mindre märgborre (S, T), blåsippa (T, §9), skriftlav (T), spillkråka (T, §4), stjärtmes (T, §4), vanlig groda (§6) och revlummer (§9). Se Figur 1.</w:t>
+        <w:t>I och inom 3 meter från avverkningsanmälan finns fynd av 12 naturvårdsarter, varav 2 är rödlistade, 8 är fridlysta, 9 är typiska (T) och 4 är signalarter (S): knärot (VU, T, §8), talltita (NT, §4), grön sköldmossa (S, T, §8), grönpyrola (S, T), mindre märgborre (S, T), trådticka (S, T), blåsippa (T, §9), skriftlav (T), spillkråka (T, §4), stjärtmes (T, §4), vanlig groda (§6) och revlummer (§9). Se Figur 1.</w:t>
       </w:r>
     </w:p>
     <w:p>
@@ -450,6 +450,35 @@
         <w:rPr>
           <w:b/>
         </w:rPr>
+        <w:t xml:space="preserve">Trådticka </w:t>
+      </w:r>
+      <w:r>
+        <w:t xml:space="preserve">är knuten till grova granar i rikare ofta fuktiga miljöer. Den återfinns på både levande och döda träd samt stubbar och nyligen fallna träd. Karaktärsart för äldre fuktiga granskogsbiotoper, och i stor mängd är den en bra signalart för miljöer med andra rödlistade arter. Trådticka är typisk art för </w:t>
+      </w:r>
+      <w:r>
+        <w:rPr>
+          <w:i/>
+        </w:rPr>
+        <w:t xml:space="preserve">9010 Taiga </w:t>
+      </w:r>
+      <w:r>
+        <w:t xml:space="preserve">och </w:t>
+      </w:r>
+      <w:r>
+        <w:rPr>
+          <w:i/>
+        </w:rPr>
+        <w:t xml:space="preserve">9050 Näringsrik granskog </w:t>
+      </w:r>
+      <w:r>
+        <w:t>(SLU Artdatabanken, 2025).</w:t>
+      </w:r>
+    </w:p>
+    <w:p>
+      <w:r>
+        <w:rPr>
+          <w:b/>
+        </w:rPr>
         <w:t>Blåsippa (§9)</w:t>
       </w:r>
       <w:r>
@@ -658,7 +687,7 @@
         <w:rPr>
           <w:i/>
         </w:rPr>
-        <w:t>I det avverkningsanmälda skogsområdet har 11 naturvårdsarter varav 2 rödlistade arter sina livsmiljöer och växtplatser.</w:t>
+        <w:t>I det avverkningsanmälda skogsområdet har 12 naturvårdsarter varav 2 rödlistade arter sina livsmiljöer och växtplatser.</w:t>
       </w:r>
     </w:p>
     <w:p>
@@ -1797,7 +1826,7 @@
     <w:r>
       <w:tab/>
       <w:tab/>
-      <w:t>2026-10-01</w:t>
+      <w:t>2026-10-02</w:t>
       <w:br/>
       <w:br/>
     </w:r>

--- a/klagomål/A 37483-2026 FSC-klagomål.docx
+++ b/klagomål/A 37483-2026 FSC-klagomål.docx
@@ -1826,7 +1826,7 @@
     <w:r>
       <w:tab/>
       <w:tab/>
-      <w:t>2026-10-02</w:t>
+      <w:t>2026-10-03</w:t>
       <w:br/>
       <w:br/>
     </w:r>

--- a/klagomål/A 37483-2026 FSC-klagomål.docx
+++ b/klagomål/A 37483-2026 FSC-klagomål.docx
@@ -1826,7 +1826,7 @@
     <w:r>
       <w:tab/>
       <w:tab/>
-      <w:t>2026-10-03</w:t>
+      <w:t>2026-10-04</w:t>
       <w:br/>
       <w:br/>
     </w:r>

--- a/klagomål/A 37483-2026 FSC-klagomål.docx
+++ b/klagomål/A 37483-2026 FSC-klagomål.docx
@@ -1826,7 +1826,7 @@
     <w:r>
       <w:tab/>
       <w:tab/>
-      <w:t>2026-10-04</w:t>
+      <w:t>2026-10-05</w:t>
       <w:br/>
       <w:br/>
     </w:r>

--- a/klagomål/A 37483-2026 FSC-klagomål.docx
+++ b/klagomål/A 37483-2026 FSC-klagomål.docx
@@ -1826,7 +1826,7 @@
     <w:r>
       <w:tab/>
       <w:tab/>
-      <w:t>2026-10-05</w:t>
+      <w:t>2026-10-06</w:t>
       <w:br/>
       <w:br/>
     </w:r>

--- a/klagomål/A 37483-2026 FSC-klagomål.docx
+++ b/klagomål/A 37483-2026 FSC-klagomål.docx
@@ -1826,7 +1826,7 @@
     <w:r>
       <w:tab/>
       <w:tab/>
-      <w:t>2026-10-06</w:t>
+      <w:t>2026-10-07</w:t>
       <w:br/>
       <w:br/>
     </w:r>

--- a/klagomål/A 37483-2026 FSC-klagomål.docx
+++ b/klagomål/A 37483-2026 FSC-klagomål.docx
@@ -1826,7 +1826,7 @@
     <w:r>
       <w:tab/>
       <w:tab/>
-      <w:t>2026-10-07</w:t>
+      <w:t>2026-10-08</w:t>
       <w:br/>
       <w:br/>
     </w:r>

--- a/klagomål/A 37483-2026 FSC-klagomål.docx
+++ b/klagomål/A 37483-2026 FSC-klagomål.docx
@@ -1826,7 +1826,7 @@
     <w:r>
       <w:tab/>
       <w:tab/>
-      <w:t>2026-10-08</w:t>
+      <w:t>2026-10-09</w:t>
       <w:br/>
       <w:br/>
     </w:r>

--- a/klagomål/A 37483-2026 FSC-klagomål.docx
+++ b/klagomål/A 37483-2026 FSC-klagomål.docx
@@ -1826,7 +1826,7 @@
     <w:r>
       <w:tab/>
       <w:tab/>
-      <w:t>2026-10-09</w:t>
+      <w:t>2026-10-10</w:t>
       <w:br/>
       <w:br/>
     </w:r>

--- a/klagomål/A 37483-2026 FSC-klagomål.docx
+++ b/klagomål/A 37483-2026 FSC-klagomål.docx
@@ -1826,7 +1826,7 @@
     <w:r>
       <w:tab/>
       <w:tab/>
-      <w:t>2026-10-10</w:t>
+      <w:t>2026-10-11</w:t>
       <w:br/>
       <w:br/>
     </w:r>

--- a/klagomål/A 37483-2026 FSC-klagomål.docx
+++ b/klagomål/A 37483-2026 FSC-klagomål.docx
@@ -1826,7 +1826,7 @@
     <w:r>
       <w:tab/>
       <w:tab/>
-      <w:t>2026-10-11</w:t>
+      <w:t>2026-10-12</w:t>
       <w:br/>
       <w:br/>
     </w:r>

--- a/klagomål/A 37483-2026 FSC-klagomål.docx
+++ b/klagomål/A 37483-2026 FSC-klagomål.docx
@@ -1826,7 +1826,7 @@
     <w:r>
       <w:tab/>
       <w:tab/>
-      <w:t>2026-10-12</w:t>
+      <w:t>2026-10-13</w:t>
       <w:br/>
       <w:br/>
     </w:r>

--- a/klagomål/A 37483-2026 FSC-klagomål.docx
+++ b/klagomål/A 37483-2026 FSC-klagomål.docx
@@ -1826,7 +1826,7 @@
     <w:r>
       <w:tab/>
       <w:tab/>
-      <w:t>2026-10-13</w:t>
+      <w:t>2026-10-14</w:t>
       <w:br/>
       <w:br/>
     </w:r>

--- a/klagomål/A 37483-2026 FSC-klagomål.docx
+++ b/klagomål/A 37483-2026 FSC-klagomål.docx
@@ -1826,7 +1826,7 @@
     <w:r>
       <w:tab/>
       <w:tab/>
-      <w:t>2026-10-14</w:t>
+      <w:t>2026-10-15</w:t>
       <w:br/>
       <w:br/>
     </w:r>

--- a/klagomål/A 37483-2026 FSC-klagomål.docx
+++ b/klagomål/A 37483-2026 FSC-klagomål.docx
@@ -1826,7 +1826,7 @@
     <w:r>
       <w:tab/>
       <w:tab/>
-      <w:t>2026-10-15</w:t>
+      <w:t>2026-10-16</w:t>
       <w:br/>
       <w:br/>
     </w:r>

--- a/klagomål/A 37483-2026 FSC-klagomål.docx
+++ b/klagomål/A 37483-2026 FSC-klagomål.docx
@@ -1826,7 +1826,7 @@
     <w:r>
       <w:tab/>
       <w:tab/>
-      <w:t>2026-10-16</w:t>
+      <w:t>2026-10-17</w:t>
       <w:br/>
       <w:br/>
     </w:r>

--- a/klagomål/A 37483-2026 FSC-klagomål.docx
+++ b/klagomål/A 37483-2026 FSC-klagomål.docx
@@ -1826,7 +1826,7 @@
     <w:r>
       <w:tab/>
       <w:tab/>
-      <w:t>2026-10-17</w:t>
+      <w:t>2026-10-18</w:t>
       <w:br/>
       <w:br/>
     </w:r>

--- a/klagomål/A 37483-2026 FSC-klagomål.docx
+++ b/klagomål/A 37483-2026 FSC-klagomål.docx
@@ -1826,7 +1826,7 @@
     <w:r>
       <w:tab/>
       <w:tab/>
-      <w:t>2026-10-18</w:t>
+      <w:t>2026-10-19</w:t>
       <w:br/>
       <w:br/>
     </w:r>

--- a/klagomål/A 37483-2026 FSC-klagomål.docx
+++ b/klagomål/A 37483-2026 FSC-klagomål.docx
@@ -1826,7 +1826,7 @@
     <w:r>
       <w:tab/>
       <w:tab/>
-      <w:t>2026-10-19</w:t>
+      <w:t>2026-10-20</w:t>
       <w:br/>
       <w:br/>
     </w:r>

--- a/klagomål/A 37483-2026 FSC-klagomål.docx
+++ b/klagomål/A 37483-2026 FSC-klagomål.docx
@@ -1826,7 +1826,7 @@
     <w:r>
       <w:tab/>
       <w:tab/>
-      <w:t>2026-10-20</w:t>
+      <w:t>2026-10-21</w:t>
       <w:br/>
       <w:br/>
     </w:r>

--- a/klagomål/A 37483-2026 FSC-klagomål.docx
+++ b/klagomål/A 37483-2026 FSC-klagomål.docx
@@ -1826,7 +1826,7 @@
     <w:r>
       <w:tab/>
       <w:tab/>
-      <w:t>2026-10-21</w:t>
+      <w:t>2026-10-22</w:t>
       <w:br/>
       <w:br/>
     </w:r>

--- a/klagomål/A 37483-2026 FSC-klagomål.docx
+++ b/klagomål/A 37483-2026 FSC-klagomål.docx
@@ -1826,7 +1826,7 @@
     <w:r>
       <w:tab/>
       <w:tab/>
-      <w:t>2026-10-22</w:t>
+      <w:t>2026-10-23</w:t>
       <w:br/>
       <w:br/>
     </w:r>

--- a/klagomål/A 37483-2026 FSC-klagomål.docx
+++ b/klagomål/A 37483-2026 FSC-klagomål.docx
@@ -1826,7 +1826,7 @@
     <w:r>
       <w:tab/>
       <w:tab/>
-      <w:t>2026-10-23</w:t>
+      <w:t>2026-10-24</w:t>
       <w:br/>
       <w:br/>
     </w:r>

--- a/klagomål/A 37483-2026 FSC-klagomål.docx
+++ b/klagomål/A 37483-2026 FSC-klagomål.docx
@@ -1826,7 +1826,7 @@
     <w:r>
       <w:tab/>
       <w:tab/>
-      <w:t>2026-10-24</w:t>
+      <w:t>2026-10-25</w:t>
       <w:br/>
       <w:br/>
     </w:r>

--- a/klagomål/A 37483-2026 FSC-klagomål.docx
+++ b/klagomål/A 37483-2026 FSC-klagomål.docx
@@ -1826,7 +1826,7 @@
     <w:r>
       <w:tab/>
       <w:tab/>
-      <w:t>2026-10-25</w:t>
+      <w:t>2026-10-26</w:t>
       <w:br/>
       <w:br/>
     </w:r>

--- a/klagomål/A 37483-2026 FSC-klagomål.docx
+++ b/klagomål/A 37483-2026 FSC-klagomål.docx
@@ -1826,7 +1826,7 @@
     <w:r>
       <w:tab/>
       <w:tab/>
-      <w:t>2026-10-26</w:t>
+      <w:t>2026-10-27</w:t>
       <w:br/>
       <w:br/>
     </w:r>

--- a/klagomål/A 37483-2026 FSC-klagomål.docx
+++ b/klagomål/A 37483-2026 FSC-klagomål.docx
@@ -1826,7 +1826,7 @@
     <w:r>
       <w:tab/>
       <w:tab/>
-      <w:t>2026-10-27</w:t>
+      <w:t>2026-10-28</w:t>
       <w:br/>
       <w:br/>
     </w:r>

--- a/klagomål/A 37483-2026 FSC-klagomål.docx
+++ b/klagomål/A 37483-2026 FSC-klagomål.docx
@@ -1826,7 +1826,7 @@
     <w:r>
       <w:tab/>
       <w:tab/>
-      <w:t>2026-10-28</w:t>
+      <w:t>2026-10-29</w:t>
       <w:br/>
       <w:br/>
     </w:r>

--- a/klagomål/A 37483-2026 FSC-klagomål.docx
+++ b/klagomål/A 37483-2026 FSC-klagomål.docx
@@ -1826,7 +1826,7 @@
     <w:r>
       <w:tab/>
       <w:tab/>
-      <w:t>2026-10-29</w:t>
+      <w:t>2026-10-31</w:t>
       <w:br/>
       <w:br/>
     </w:r>
